--- a/Manual/Manual - გადახდების პრობლემები.docx
+++ b/Manual/Manual - გადახდების პრობლემები.docx
@@ -16,12 +16,21 @@
         </w:rPr>
         <w:t>გ</w:t>
       </w:r>
-      <w:r>
-        <w:rPr>
-          <w:rFonts w:ascii="Sylfaen" w:hAnsi="Sylfaen"/>
-          <w:lang w:val="ka-GE"/>
-        </w:rPr>
-        <w:t>ადახდებთან დაკავშირებული საკითხები</w:t>
+      <w:proofErr w:type="spellStart"/>
+      <w:r>
+        <w:rPr>
+          <w:rFonts w:ascii="Sylfaen" w:hAnsi="Sylfaen"/>
+          <w:lang w:val="ka-GE"/>
+        </w:rPr>
+        <w:t>ადახდებთან</w:t>
+      </w:r>
+      <w:proofErr w:type="spellEnd"/>
+      <w:r>
+        <w:rPr>
+          <w:rFonts w:ascii="Sylfaen" w:hAnsi="Sylfaen"/>
+          <w:lang w:val="ka-GE"/>
+        </w:rPr>
+        <w:t xml:space="preserve"> დაკავშირებული საკითხები</w:t>
       </w:r>
     </w:p>
     <w:p>
@@ -50,7 +59,23 @@
           <w:rFonts w:ascii="Sylfaen" w:hAnsi="Sylfaen"/>
           <w:lang w:val="ka-GE"/>
         </w:rPr>
-        <w:t>გადახდა არ არის დადასტურებული, აქვს ჩრდილური სტატუსი</w:t>
+        <w:t xml:space="preserve">გადახდა არ არის დადასტურებული, აქვს </w:t>
+      </w:r>
+      <w:proofErr w:type="spellStart"/>
+      <w:r>
+        <w:rPr>
+          <w:rFonts w:ascii="Sylfaen" w:hAnsi="Sylfaen"/>
+          <w:lang w:val="ka-GE"/>
+        </w:rPr>
+        <w:t>ჩრდილური</w:t>
+      </w:r>
+      <w:proofErr w:type="spellEnd"/>
+      <w:r>
+        <w:rPr>
+          <w:rFonts w:ascii="Sylfaen" w:hAnsi="Sylfaen"/>
+          <w:lang w:val="ka-GE"/>
+        </w:rPr>
+        <w:t xml:space="preserve"> სტატუსი</w:t>
       </w:r>
     </w:p>
     <w:p>
@@ -77,35 +102,268 @@
           <w:rFonts w:ascii="Sylfaen" w:hAnsi="Sylfaen"/>
           <w:lang w:val="ka-GE"/>
         </w:rPr>
-        <w:t xml:space="preserve"> (telmico_amount, telasi_amount is not null)</w:t>
-      </w:r>
-      <w:r>
-        <w:rPr>
-          <w:rFonts w:ascii="Sylfaen" w:hAnsi="Sylfaen"/>
-          <w:lang w:val="ka-GE"/>
-        </w:rPr>
-        <w:t xml:space="preserve"> თელასის და თელმიკოს თანხებად, ამ პროცესს აკეთებს ჯობი (გადახდების ჩაშლა და შეთავსება), თუ თანხები არ არის განაწილებული, უნდა შემოწმდეს ჯობი ხომ არ არის გაჩერებული, ნახულობთ ჯობის l</w:t>
-      </w:r>
-      <w:r>
-        <w:rPr>
-          <w:rFonts w:ascii="Sylfaen" w:hAnsi="Sylfaen"/>
-          <w:lang w:val="ka-GE"/>
-        </w:rPr>
-        <w:t>ast fire date</w:t>
-      </w:r>
-      <w:r>
-        <w:rPr>
-          <w:rFonts w:ascii="Sylfaen" w:hAnsi="Sylfaen"/>
-          <w:lang w:val="ka-GE"/>
-        </w:rPr>
-        <w:t>(ასე გავიგებთ ბოლოს როდის გაეშვა ეს ჯობი, თუ გაჩერებულია თავიდან უნდა დაისტარტოს r</w:t>
-      </w:r>
-      <w:r>
-        <w:rPr>
-          <w:rFonts w:ascii="Sylfaen" w:hAnsi="Sylfaen"/>
-          <w:lang w:val="ka-GE"/>
-        </w:rPr>
-        <w:t xml:space="preserve">esume </w:t>
+        <w:t xml:space="preserve"> (</w:t>
+      </w:r>
+      <w:proofErr w:type="spellStart"/>
+      <w:r>
+        <w:rPr>
+          <w:rFonts w:ascii="Sylfaen" w:hAnsi="Sylfaen"/>
+          <w:lang w:val="ka-GE"/>
+        </w:rPr>
+        <w:t>telmico_amount</w:t>
+      </w:r>
+      <w:proofErr w:type="spellEnd"/>
+      <w:r>
+        <w:rPr>
+          <w:rFonts w:ascii="Sylfaen" w:hAnsi="Sylfaen"/>
+          <w:lang w:val="ka-GE"/>
+        </w:rPr>
+        <w:t xml:space="preserve">, </w:t>
+      </w:r>
+      <w:proofErr w:type="spellStart"/>
+      <w:r>
+        <w:rPr>
+          <w:rFonts w:ascii="Sylfaen" w:hAnsi="Sylfaen"/>
+          <w:lang w:val="ka-GE"/>
+        </w:rPr>
+        <w:t>telasi_amount</w:t>
+      </w:r>
+      <w:proofErr w:type="spellEnd"/>
+      <w:r>
+        <w:rPr>
+          <w:rFonts w:ascii="Sylfaen" w:hAnsi="Sylfaen"/>
+          <w:lang w:val="ka-GE"/>
+        </w:rPr>
+        <w:t xml:space="preserve"> </w:t>
+      </w:r>
+      <w:proofErr w:type="spellStart"/>
+      <w:r>
+        <w:rPr>
+          <w:rFonts w:ascii="Sylfaen" w:hAnsi="Sylfaen"/>
+          <w:lang w:val="ka-GE"/>
+        </w:rPr>
+        <w:t>is</w:t>
+      </w:r>
+      <w:proofErr w:type="spellEnd"/>
+      <w:r>
+        <w:rPr>
+          <w:rFonts w:ascii="Sylfaen" w:hAnsi="Sylfaen"/>
+          <w:lang w:val="ka-GE"/>
+        </w:rPr>
+        <w:t xml:space="preserve"> </w:t>
+      </w:r>
+      <w:proofErr w:type="spellStart"/>
+      <w:r>
+        <w:rPr>
+          <w:rFonts w:ascii="Sylfaen" w:hAnsi="Sylfaen"/>
+          <w:lang w:val="ka-GE"/>
+        </w:rPr>
+        <w:t>not</w:t>
+      </w:r>
+      <w:proofErr w:type="spellEnd"/>
+      <w:r>
+        <w:rPr>
+          <w:rFonts w:ascii="Sylfaen" w:hAnsi="Sylfaen"/>
+          <w:lang w:val="ka-GE"/>
+        </w:rPr>
+        <w:t xml:space="preserve"> </w:t>
+      </w:r>
+      <w:proofErr w:type="spellStart"/>
+      <w:r>
+        <w:rPr>
+          <w:rFonts w:ascii="Sylfaen" w:hAnsi="Sylfaen"/>
+          <w:lang w:val="ka-GE"/>
+        </w:rPr>
+        <w:t>null</w:t>
+      </w:r>
+      <w:proofErr w:type="spellEnd"/>
+      <w:r>
+        <w:rPr>
+          <w:rFonts w:ascii="Sylfaen" w:hAnsi="Sylfaen"/>
+          <w:lang w:val="ka-GE"/>
+        </w:rPr>
+        <w:t>)</w:t>
+      </w:r>
+      <w:r>
+        <w:rPr>
+          <w:rFonts w:ascii="Sylfaen" w:hAnsi="Sylfaen"/>
+          <w:lang w:val="ka-GE"/>
+        </w:rPr>
+        <w:t xml:space="preserve"> თელასის და </w:t>
+      </w:r>
+      <w:proofErr w:type="spellStart"/>
+      <w:r>
+        <w:rPr>
+          <w:rFonts w:ascii="Sylfaen" w:hAnsi="Sylfaen"/>
+          <w:lang w:val="ka-GE"/>
+        </w:rPr>
+        <w:t>თელმიკოს</w:t>
+      </w:r>
+      <w:proofErr w:type="spellEnd"/>
+      <w:r>
+        <w:rPr>
+          <w:rFonts w:ascii="Sylfaen" w:hAnsi="Sylfaen"/>
+          <w:lang w:val="ka-GE"/>
+        </w:rPr>
+        <w:t xml:space="preserve"> თანხებად, ამ პროცესს აკეთებს </w:t>
+      </w:r>
+      <w:proofErr w:type="spellStart"/>
+      <w:r>
+        <w:rPr>
+          <w:rFonts w:ascii="Sylfaen" w:hAnsi="Sylfaen"/>
+          <w:lang w:val="ka-GE"/>
+        </w:rPr>
+        <w:t>ჯობი</w:t>
+      </w:r>
+      <w:proofErr w:type="spellEnd"/>
+      <w:r>
+        <w:rPr>
+          <w:rFonts w:ascii="Sylfaen" w:hAnsi="Sylfaen"/>
+          <w:lang w:val="ka-GE"/>
+        </w:rPr>
+        <w:t xml:space="preserve"> (გადახდების ჩაშლა და შეთავსება), თუ თანხები არ არის განაწილებული, უნდა შემოწმდეს </w:t>
+      </w:r>
+      <w:proofErr w:type="spellStart"/>
+      <w:r>
+        <w:rPr>
+          <w:rFonts w:ascii="Sylfaen" w:hAnsi="Sylfaen"/>
+          <w:lang w:val="ka-GE"/>
+        </w:rPr>
+        <w:t>ჯობი</w:t>
+      </w:r>
+      <w:proofErr w:type="spellEnd"/>
+      <w:r>
+        <w:rPr>
+          <w:rFonts w:ascii="Sylfaen" w:hAnsi="Sylfaen"/>
+          <w:lang w:val="ka-GE"/>
+        </w:rPr>
+        <w:t xml:space="preserve"> ხომ არ არის გაჩერებული, ნახულობთ </w:t>
+      </w:r>
+      <w:proofErr w:type="spellStart"/>
+      <w:r>
+        <w:rPr>
+          <w:rFonts w:ascii="Sylfaen" w:hAnsi="Sylfaen"/>
+          <w:lang w:val="ka-GE"/>
+        </w:rPr>
+        <w:t>ჯობის</w:t>
+      </w:r>
+      <w:proofErr w:type="spellEnd"/>
+      <w:r>
+        <w:rPr>
+          <w:rFonts w:ascii="Sylfaen" w:hAnsi="Sylfaen"/>
+          <w:lang w:val="ka-GE"/>
+        </w:rPr>
+        <w:t xml:space="preserve"> </w:t>
+      </w:r>
+      <w:proofErr w:type="spellStart"/>
+      <w:r>
+        <w:rPr>
+          <w:rFonts w:ascii="Sylfaen" w:hAnsi="Sylfaen"/>
+          <w:lang w:val="ka-GE"/>
+        </w:rPr>
+        <w:t>l</w:t>
+      </w:r>
+      <w:r>
+        <w:rPr>
+          <w:rFonts w:ascii="Sylfaen" w:hAnsi="Sylfaen"/>
+          <w:lang w:val="ka-GE"/>
+        </w:rPr>
+        <w:t>ast</w:t>
+      </w:r>
+      <w:proofErr w:type="spellEnd"/>
+      <w:r>
+        <w:rPr>
+          <w:rFonts w:ascii="Sylfaen" w:hAnsi="Sylfaen"/>
+          <w:lang w:val="ka-GE"/>
+        </w:rPr>
+        <w:t xml:space="preserve"> </w:t>
+      </w:r>
+      <w:proofErr w:type="spellStart"/>
+      <w:r>
+        <w:rPr>
+          <w:rFonts w:ascii="Sylfaen" w:hAnsi="Sylfaen"/>
+          <w:lang w:val="ka-GE"/>
+        </w:rPr>
+        <w:t>fire</w:t>
+      </w:r>
+      <w:proofErr w:type="spellEnd"/>
+      <w:r>
+        <w:rPr>
+          <w:rFonts w:ascii="Sylfaen" w:hAnsi="Sylfaen"/>
+          <w:lang w:val="ka-GE"/>
+        </w:rPr>
+        <w:t xml:space="preserve"> </w:t>
+      </w:r>
+      <w:proofErr w:type="spellStart"/>
+      <w:r>
+        <w:rPr>
+          <w:rFonts w:ascii="Sylfaen" w:hAnsi="Sylfaen"/>
+          <w:lang w:val="ka-GE"/>
+        </w:rPr>
+        <w:t>date</w:t>
+      </w:r>
+      <w:proofErr w:type="spellEnd"/>
+      <w:r>
+        <w:rPr>
+          <w:rFonts w:ascii="Sylfaen" w:hAnsi="Sylfaen"/>
+          <w:lang w:val="ka-GE"/>
+        </w:rPr>
+        <w:t xml:space="preserve">(ასე გავიგებთ ბოლოს როდის გაეშვა ეს </w:t>
+      </w:r>
+      <w:proofErr w:type="spellStart"/>
+      <w:r>
+        <w:rPr>
+          <w:rFonts w:ascii="Sylfaen" w:hAnsi="Sylfaen"/>
+          <w:lang w:val="ka-GE"/>
+        </w:rPr>
+        <w:t>ჯობი</w:t>
+      </w:r>
+      <w:proofErr w:type="spellEnd"/>
+      <w:r>
+        <w:rPr>
+          <w:rFonts w:ascii="Sylfaen" w:hAnsi="Sylfaen"/>
+          <w:lang w:val="ka-GE"/>
+        </w:rPr>
+        <w:t xml:space="preserve">, თუ გაჩერებულია თავიდან უნდა </w:t>
+      </w:r>
+      <w:proofErr w:type="spellStart"/>
+      <w:r>
+        <w:rPr>
+          <w:rFonts w:ascii="Sylfaen" w:hAnsi="Sylfaen"/>
+          <w:lang w:val="ka-GE"/>
+        </w:rPr>
+        <w:t>დაისტარტოს</w:t>
+      </w:r>
+      <w:proofErr w:type="spellEnd"/>
+      <w:r>
+        <w:rPr>
+          <w:rFonts w:ascii="Sylfaen" w:hAnsi="Sylfaen"/>
+          <w:lang w:val="ka-GE"/>
+        </w:rPr>
+        <w:t xml:space="preserve"> </w:t>
+      </w:r>
+      <w:proofErr w:type="spellStart"/>
+      <w:r>
+        <w:rPr>
+          <w:rFonts w:ascii="Sylfaen" w:hAnsi="Sylfaen"/>
+          <w:lang w:val="ka-GE"/>
+        </w:rPr>
+        <w:t>r</w:t>
+      </w:r>
+      <w:r>
+        <w:rPr>
+          <w:rFonts w:ascii="Sylfaen" w:hAnsi="Sylfaen"/>
+          <w:lang w:val="ka-GE"/>
+        </w:rPr>
+        <w:t>esume</w:t>
+      </w:r>
+      <w:proofErr w:type="spellEnd"/>
+      <w:r>
+        <w:rPr>
+          <w:rFonts w:ascii="Sylfaen" w:hAnsi="Sylfaen"/>
+          <w:lang w:val="ka-GE"/>
+        </w:rPr>
+        <w:t xml:space="preserve"> </w:t>
       </w:r>
       <w:r>
         <w:rPr>
@@ -132,7 +390,23 @@
           <w:rFonts w:ascii="Sylfaen" w:hAnsi="Sylfaen"/>
           <w:lang w:val="ka-GE"/>
         </w:rPr>
-        <w:t>გადახდები ჩაშლილი თელმიკოს და თელასის ნაწილად თუმცა დადასტურებულ</w:t>
+        <w:t xml:space="preserve">გადახდები ჩაშლილი </w:t>
+      </w:r>
+      <w:proofErr w:type="spellStart"/>
+      <w:r>
+        <w:rPr>
+          <w:rFonts w:ascii="Sylfaen" w:hAnsi="Sylfaen"/>
+          <w:lang w:val="ka-GE"/>
+        </w:rPr>
+        <w:t>თელმიკოს</w:t>
+      </w:r>
+      <w:proofErr w:type="spellEnd"/>
+      <w:r>
+        <w:rPr>
+          <w:rFonts w:ascii="Sylfaen" w:hAnsi="Sylfaen"/>
+          <w:lang w:val="ka-GE"/>
+        </w:rPr>
+        <w:t xml:space="preserve"> და თელასის ნაწილად თუმცა დადასტურებულ</w:t>
       </w:r>
       <w:r>
         <w:rPr>
@@ -161,12 +435,53 @@
           <w:lang w:val="ka-GE"/>
         </w:rPr>
       </w:pPr>
-      <w:r>
-        <w:rPr>
-          <w:rFonts w:ascii="Sylfaen" w:hAnsi="Sylfaen"/>
-          <w:lang w:val="ka-GE"/>
-        </w:rPr>
-        <w:t>ჯობი (დადასტურებული გადახდების გატარება ბილინგში) მუშაობს და ჯერ არ დასრულებულა, დარიცხვების შემდეგ ბევრი გადახდაა და შედარებით მეტი დრო ჭირდება, შეგვიძლია გადახდების სიაში დავფილტროთ შესაბამისი გადახდის თარიღით და ჩრდილური სტატუსით და ვნახოთ რაოდენობა რამდენი დარჩა.</w:t>
+      <w:proofErr w:type="spellStart"/>
+      <w:r>
+        <w:rPr>
+          <w:rFonts w:ascii="Sylfaen" w:hAnsi="Sylfaen"/>
+          <w:lang w:val="ka-GE"/>
+        </w:rPr>
+        <w:t>ჯობი</w:t>
+      </w:r>
+      <w:proofErr w:type="spellEnd"/>
+      <w:r>
+        <w:rPr>
+          <w:rFonts w:ascii="Sylfaen" w:hAnsi="Sylfaen"/>
+          <w:lang w:val="ka-GE"/>
+        </w:rPr>
+        <w:t xml:space="preserve"> (დადასტურებული გადახდების გატარება </w:t>
+      </w:r>
+      <w:proofErr w:type="spellStart"/>
+      <w:r>
+        <w:rPr>
+          <w:rFonts w:ascii="Sylfaen" w:hAnsi="Sylfaen"/>
+          <w:lang w:val="ka-GE"/>
+        </w:rPr>
+        <w:t>ბილინგში</w:t>
+      </w:r>
+      <w:proofErr w:type="spellEnd"/>
+      <w:r>
+        <w:rPr>
+          <w:rFonts w:ascii="Sylfaen" w:hAnsi="Sylfaen"/>
+          <w:lang w:val="ka-GE"/>
+        </w:rPr>
+        <w:t xml:space="preserve">) მუშაობს და ჯერ არ დასრულებულა, დარიცხვების შემდეგ ბევრი გადახდაა და შედარებით მეტი დრო ჭირდება, შეგვიძლია გადახდების სიაში დავფილტროთ შესაბამისი გადახდის თარიღით და </w:t>
+      </w:r>
+      <w:proofErr w:type="spellStart"/>
+      <w:r>
+        <w:rPr>
+          <w:rFonts w:ascii="Sylfaen" w:hAnsi="Sylfaen"/>
+          <w:lang w:val="ka-GE"/>
+        </w:rPr>
+        <w:t>ჩრდილური</w:t>
+      </w:r>
+      <w:proofErr w:type="spellEnd"/>
+      <w:r>
+        <w:rPr>
+          <w:rFonts w:ascii="Sylfaen" w:hAnsi="Sylfaen"/>
+          <w:lang w:val="ka-GE"/>
+        </w:rPr>
+        <w:t xml:space="preserve"> სტატუსით და ვნახოთ რაოდენობა რამდენი დარჩა.</w:t>
       </w:r>
     </w:p>
     <w:p>
@@ -186,42 +501,115 @@
           <w:rFonts w:ascii="Sylfaen" w:hAnsi="Sylfaen"/>
           <w:lang w:val="ka-GE"/>
         </w:rPr>
-        <w:t>ბანკიდან არ მოვიდა x</w:t>
-      </w:r>
-      <w:r>
-        <w:rPr>
-          <w:rFonts w:ascii="Sylfaen" w:hAnsi="Sylfaen"/>
-          <w:lang w:val="ka-GE"/>
-        </w:rPr>
-        <w:t>ml ფ</w:t>
-      </w:r>
-      <w:r>
-        <w:rPr>
-          <w:rFonts w:ascii="Sylfaen" w:hAnsi="Sylfaen"/>
-          <w:lang w:val="ka-GE"/>
-        </w:rPr>
-        <w:t>აილი ან ფაილში არ იყო გადახდა.პირველ რიგში ვამოწმებთ x</w:t>
-      </w:r>
-      <w:r>
-        <w:rPr>
-          <w:rFonts w:ascii="Sylfaen" w:hAnsi="Sylfaen"/>
-          <w:lang w:val="ka-GE"/>
-        </w:rPr>
-        <w:t>ml ფ</w:t>
-      </w:r>
-      <w:r>
-        <w:rPr>
-          <w:rFonts w:ascii="Sylfaen" w:hAnsi="Sylfaen"/>
-          <w:lang w:val="ka-GE"/>
-        </w:rPr>
-        <w:t xml:space="preserve">აილი მოვიდა თუ არა, შეიძლება მოსული იყოს მაგრამ გადმოტანის ჯობის გაშვების შემდეგ მოვიდა, ასეთ დროის მე 2 დღეს აისახება. გადახდების ბაზაში მოწმდება </w:t>
-      </w:r>
-      <w:r>
-        <w:rPr>
-          <w:rFonts w:ascii="Sylfaen" w:hAnsi="Sylfaen"/>
-          <w:lang w:val="ka-GE"/>
-        </w:rPr>
-        <w:t>xml მ</w:t>
+        <w:t xml:space="preserve">ბანკიდან არ მოვიდა </w:t>
+      </w:r>
+      <w:proofErr w:type="spellStart"/>
+      <w:r>
+        <w:rPr>
+          <w:rFonts w:ascii="Sylfaen" w:hAnsi="Sylfaen"/>
+          <w:lang w:val="ka-GE"/>
+        </w:rPr>
+        <w:t>x</w:t>
+      </w:r>
+      <w:r>
+        <w:rPr>
+          <w:rFonts w:ascii="Sylfaen" w:hAnsi="Sylfaen"/>
+          <w:lang w:val="ka-GE"/>
+        </w:rPr>
+        <w:t>ml</w:t>
+      </w:r>
+      <w:proofErr w:type="spellEnd"/>
+      <w:r>
+        <w:rPr>
+          <w:rFonts w:ascii="Sylfaen" w:hAnsi="Sylfaen"/>
+          <w:lang w:val="ka-GE"/>
+        </w:rPr>
+        <w:t xml:space="preserve"> ფ</w:t>
+      </w:r>
+      <w:r>
+        <w:rPr>
+          <w:rFonts w:ascii="Sylfaen" w:hAnsi="Sylfaen"/>
+          <w:lang w:val="ka-GE"/>
+        </w:rPr>
+        <w:t xml:space="preserve">აილი ან ფაილში არ იყო </w:t>
+      </w:r>
+      <w:proofErr w:type="spellStart"/>
+      <w:r>
+        <w:rPr>
+          <w:rFonts w:ascii="Sylfaen" w:hAnsi="Sylfaen"/>
+          <w:lang w:val="ka-GE"/>
+        </w:rPr>
+        <w:t>გადახდა.პირველ</w:t>
+      </w:r>
+      <w:proofErr w:type="spellEnd"/>
+      <w:r>
+        <w:rPr>
+          <w:rFonts w:ascii="Sylfaen" w:hAnsi="Sylfaen"/>
+          <w:lang w:val="ka-GE"/>
+        </w:rPr>
+        <w:t xml:space="preserve"> რიგში ვამოწმებთ </w:t>
+      </w:r>
+      <w:proofErr w:type="spellStart"/>
+      <w:r>
+        <w:rPr>
+          <w:rFonts w:ascii="Sylfaen" w:hAnsi="Sylfaen"/>
+          <w:lang w:val="ka-GE"/>
+        </w:rPr>
+        <w:t>x</w:t>
+      </w:r>
+      <w:r>
+        <w:rPr>
+          <w:rFonts w:ascii="Sylfaen" w:hAnsi="Sylfaen"/>
+          <w:lang w:val="ka-GE"/>
+        </w:rPr>
+        <w:t>ml</w:t>
+      </w:r>
+      <w:proofErr w:type="spellEnd"/>
+      <w:r>
+        <w:rPr>
+          <w:rFonts w:ascii="Sylfaen" w:hAnsi="Sylfaen"/>
+          <w:lang w:val="ka-GE"/>
+        </w:rPr>
+        <w:t xml:space="preserve"> ფ</w:t>
+      </w:r>
+      <w:r>
+        <w:rPr>
+          <w:rFonts w:ascii="Sylfaen" w:hAnsi="Sylfaen"/>
+          <w:lang w:val="ka-GE"/>
+        </w:rPr>
+        <w:t xml:space="preserve">აილი მოვიდა თუ არა, შეიძლება მოსული იყოს მაგრამ გადმოტანის </w:t>
+      </w:r>
+      <w:proofErr w:type="spellStart"/>
+      <w:r>
+        <w:rPr>
+          <w:rFonts w:ascii="Sylfaen" w:hAnsi="Sylfaen"/>
+          <w:lang w:val="ka-GE"/>
+        </w:rPr>
+        <w:t>ჯობის</w:t>
+      </w:r>
+      <w:proofErr w:type="spellEnd"/>
+      <w:r>
+        <w:rPr>
+          <w:rFonts w:ascii="Sylfaen" w:hAnsi="Sylfaen"/>
+          <w:lang w:val="ka-GE"/>
+        </w:rPr>
+        <w:t xml:space="preserve"> გაშვების შემდეგ მოვიდა, ასეთ დროის მე 2 დღეს აისახება. გადახდების ბაზაში მოწმდება </w:t>
+      </w:r>
+      <w:proofErr w:type="spellStart"/>
+      <w:r>
+        <w:rPr>
+          <w:rFonts w:ascii="Sylfaen" w:hAnsi="Sylfaen"/>
+          <w:lang w:val="ka-GE"/>
+        </w:rPr>
+        <w:t>xml</w:t>
+      </w:r>
+      <w:proofErr w:type="spellEnd"/>
+      <w:r>
+        <w:rPr>
+          <w:rFonts w:ascii="Sylfaen" w:hAnsi="Sylfaen"/>
+          <w:lang w:val="ka-GE"/>
+        </w:rPr>
+        <w:t xml:space="preserve"> მ</w:t>
       </w:r>
       <w:r>
         <w:rPr>
@@ -230,12 +618,21 @@
         </w:rPr>
         <w:t xml:space="preserve">ოსვლის დრო </w:t>
       </w:r>
-      <w:r>
-        <w:rPr>
-          <w:rFonts w:ascii="Sylfaen" w:hAnsi="Sylfaen"/>
-          <w:lang w:val="ka-GE"/>
-        </w:rPr>
-        <w:t>prx_xml_payment ც</w:t>
+      <w:proofErr w:type="spellStart"/>
+      <w:r>
+        <w:rPr>
+          <w:rFonts w:ascii="Sylfaen" w:hAnsi="Sylfaen"/>
+          <w:lang w:val="ka-GE"/>
+        </w:rPr>
+        <w:t>prx_xml_payment</w:t>
+      </w:r>
+      <w:proofErr w:type="spellEnd"/>
+      <w:r>
+        <w:rPr>
+          <w:rFonts w:ascii="Sylfaen" w:hAnsi="Sylfaen"/>
+          <w:lang w:val="ka-GE"/>
+        </w:rPr>
+        <w:t xml:space="preserve"> ც</w:t>
       </w:r>
       <w:r>
         <w:rPr>
@@ -256,7 +653,23 @@
           <w:rFonts w:ascii="Sylfaen" w:hAnsi="Sylfaen"/>
           <w:lang w:val="ka-GE"/>
         </w:rPr>
-        <w:t>ს ნიშნავს რომ მოსულია ბანკიდან თუმცა ბილინგში არ გადმოსულა.</w:t>
+        <w:t xml:space="preserve">ს ნიშნავს რომ მოსულია ბანკიდან თუმცა </w:t>
+      </w:r>
+      <w:proofErr w:type="spellStart"/>
+      <w:r>
+        <w:rPr>
+          <w:rFonts w:ascii="Sylfaen" w:hAnsi="Sylfaen"/>
+          <w:lang w:val="ka-GE"/>
+        </w:rPr>
+        <w:t>ბილინგში</w:t>
+      </w:r>
+      <w:proofErr w:type="spellEnd"/>
+      <w:r>
+        <w:rPr>
+          <w:rFonts w:ascii="Sylfaen" w:hAnsi="Sylfaen"/>
+          <w:lang w:val="ka-GE"/>
+        </w:rPr>
+        <w:t xml:space="preserve"> არ გადმოსულა.</w:t>
       </w:r>
     </w:p>
     <w:p>
@@ -281,47 +694,120 @@
           <w:lang w:val="ka-GE"/>
         </w:rPr>
       </w:pPr>
-      <w:r>
-        <w:rPr>
-          <w:rFonts w:ascii="Sylfaen" w:hAnsi="Sylfaen"/>
-          <w:lang w:val="ka-GE"/>
-        </w:rPr>
-        <w:t>ბილინგი ამბობს რომ გადახდები საერთოდ არ უჩანს. ამ შემთხვევაში ვამოწმებთ x</w:t>
-      </w:r>
-      <w:r>
-        <w:rPr>
-          <w:rFonts w:ascii="Sylfaen" w:hAnsi="Sylfaen"/>
-          <w:lang w:val="ka-GE"/>
-        </w:rPr>
-        <w:t>ml მ</w:t>
-      </w:r>
-      <w:r>
-        <w:rPr>
-          <w:rFonts w:ascii="Sylfaen" w:hAnsi="Sylfaen"/>
-          <w:lang w:val="ka-GE"/>
-        </w:rPr>
-        <w:t>ოვიდა თუ არა, თუ მოსულია და მაინც პრობლემაა, p</w:t>
-      </w:r>
-      <w:r>
-        <w:rPr>
-          <w:rFonts w:ascii="Sylfaen" w:hAnsi="Sylfaen"/>
-          <w:lang w:val="ka-GE"/>
-        </w:rPr>
-        <w:t xml:space="preserve">rx_xml_payment </w:t>
-      </w:r>
-      <w:r>
-        <w:rPr>
-          <w:rFonts w:ascii="Sylfaen" w:hAnsi="Sylfaen"/>
-          <w:lang w:val="ka-GE"/>
-        </w:rPr>
-        <w:t>ცხრილიდან უნდა დააკოპიროთ x</w:t>
-      </w:r>
-      <w:r>
-        <w:rPr>
-          <w:rFonts w:ascii="Sylfaen" w:hAnsi="Sylfaen"/>
-          <w:lang w:val="ka-GE"/>
-        </w:rPr>
-        <w:t>ml_request ვ</w:t>
+      <w:proofErr w:type="spellStart"/>
+      <w:r>
+        <w:rPr>
+          <w:rFonts w:ascii="Sylfaen" w:hAnsi="Sylfaen"/>
+          <w:lang w:val="ka-GE"/>
+        </w:rPr>
+        <w:t>ბილინგი</w:t>
+      </w:r>
+      <w:proofErr w:type="spellEnd"/>
+      <w:r>
+        <w:rPr>
+          <w:rFonts w:ascii="Sylfaen" w:hAnsi="Sylfaen"/>
+          <w:lang w:val="ka-GE"/>
+        </w:rPr>
+        <w:t xml:space="preserve"> ამბობს რომ გადახდები საერთოდ არ უჩანს. ამ შემთხვევაში ვამოწმებთ </w:t>
+      </w:r>
+      <w:proofErr w:type="spellStart"/>
+      <w:r>
+        <w:rPr>
+          <w:rFonts w:ascii="Sylfaen" w:hAnsi="Sylfaen"/>
+          <w:lang w:val="ka-GE"/>
+        </w:rPr>
+        <w:t>x</w:t>
+      </w:r>
+      <w:r>
+        <w:rPr>
+          <w:rFonts w:ascii="Sylfaen" w:hAnsi="Sylfaen"/>
+          <w:lang w:val="ka-GE"/>
+        </w:rPr>
+        <w:t>ml</w:t>
+      </w:r>
+      <w:proofErr w:type="spellEnd"/>
+      <w:r>
+        <w:rPr>
+          <w:rFonts w:ascii="Sylfaen" w:hAnsi="Sylfaen"/>
+          <w:lang w:val="ka-GE"/>
+        </w:rPr>
+        <w:t xml:space="preserve"> მ</w:t>
+      </w:r>
+      <w:r>
+        <w:rPr>
+          <w:rFonts w:ascii="Sylfaen" w:hAnsi="Sylfaen"/>
+          <w:lang w:val="ka-GE"/>
+        </w:rPr>
+        <w:t xml:space="preserve">ოვიდა თუ არა, თუ მოსულია და მაინც პრობლემაა, </w:t>
+      </w:r>
+      <w:proofErr w:type="spellStart"/>
+      <w:r>
+        <w:rPr>
+          <w:rFonts w:ascii="Sylfaen" w:hAnsi="Sylfaen"/>
+          <w:lang w:val="ka-GE"/>
+        </w:rPr>
+        <w:t>p</w:t>
+      </w:r>
+      <w:r>
+        <w:rPr>
+          <w:rFonts w:ascii="Sylfaen" w:hAnsi="Sylfaen"/>
+          <w:lang w:val="ka-GE"/>
+        </w:rPr>
+        <w:t>rx_xml_payment</w:t>
+      </w:r>
+      <w:proofErr w:type="spellEnd"/>
+      <w:r>
+        <w:rPr>
+          <w:rFonts w:ascii="Sylfaen" w:hAnsi="Sylfaen"/>
+          <w:lang w:val="ka-GE"/>
+        </w:rPr>
+        <w:t xml:space="preserve"> </w:t>
+      </w:r>
+      <w:r>
+        <w:rPr>
+          <w:rFonts w:ascii="Sylfaen" w:hAnsi="Sylfaen"/>
+          <w:lang w:val="ka-GE"/>
+        </w:rPr>
+        <w:t xml:space="preserve">ცხრილიდან უნდა </w:t>
+      </w:r>
+      <w:proofErr w:type="spellStart"/>
+      <w:r>
+        <w:rPr>
+          <w:rFonts w:ascii="Sylfaen" w:hAnsi="Sylfaen"/>
+          <w:lang w:val="ka-GE"/>
+        </w:rPr>
+        <w:t>დააკოპიროთ</w:t>
+      </w:r>
+      <w:proofErr w:type="spellEnd"/>
+      <w:r>
+        <w:rPr>
+          <w:rFonts w:ascii="Sylfaen" w:hAnsi="Sylfaen"/>
+          <w:lang w:val="ka-GE"/>
+        </w:rPr>
+        <w:t xml:space="preserve"> </w:t>
+      </w:r>
+      <w:proofErr w:type="spellStart"/>
+      <w:r>
+        <w:rPr>
+          <w:rFonts w:ascii="Sylfaen" w:hAnsi="Sylfaen"/>
+          <w:lang w:val="ka-GE"/>
+        </w:rPr>
+        <w:t>x</w:t>
+      </w:r>
+      <w:r>
+        <w:rPr>
+          <w:rFonts w:ascii="Sylfaen" w:hAnsi="Sylfaen"/>
+          <w:lang w:val="ka-GE"/>
+        </w:rPr>
+        <w:t>ml_request</w:t>
+      </w:r>
+      <w:proofErr w:type="spellEnd"/>
+      <w:r>
+        <w:rPr>
+          <w:rFonts w:ascii="Sylfaen" w:hAnsi="Sylfaen"/>
+          <w:lang w:val="ka-GE"/>
+        </w:rPr>
+        <w:t xml:space="preserve"> ვ</w:t>
       </w:r>
       <w:r>
         <w:rPr>
@@ -330,47 +816,184 @@
         </w:rPr>
         <w:t xml:space="preserve">ელის მნიშვნელობა და ნახოთ </w:t>
       </w:r>
-      <w:r>
-        <w:rPr>
-          <w:rFonts w:ascii="Sylfaen" w:hAnsi="Sylfaen"/>
-          <w:lang w:val="ka-GE"/>
-        </w:rPr>
-        <w:t xml:space="preserve">xml </w:t>
-      </w:r>
-      <w:r>
-        <w:rPr>
-          <w:rFonts w:ascii="Sylfaen" w:hAnsi="Sylfaen"/>
-          <w:lang w:val="ka-GE"/>
-        </w:rPr>
-        <w:t>ში არსებული გადახდა არის თუ არა ბილინგში. თუ აღმოჩნდა რომ x</w:t>
-      </w:r>
-      <w:r>
-        <w:rPr>
-          <w:rFonts w:ascii="Sylfaen" w:hAnsi="Sylfaen"/>
-          <w:lang w:val="ka-GE"/>
-        </w:rPr>
-        <w:t>ml მ</w:t>
-      </w:r>
-      <w:r>
-        <w:rPr>
-          <w:rFonts w:ascii="Sylfaen" w:hAnsi="Sylfaen"/>
-          <w:lang w:val="ka-GE"/>
-        </w:rPr>
-        <w:t>ოსულია, ბილინგშიც გადასულია და ამ x</w:t>
-      </w:r>
-      <w:r>
-        <w:rPr>
-          <w:rFonts w:ascii="Sylfaen" w:hAnsi="Sylfaen"/>
-          <w:lang w:val="ka-GE"/>
-        </w:rPr>
-        <w:t>ml გ</w:t>
-      </w:r>
-      <w:r>
-        <w:rPr>
-          <w:rFonts w:ascii="Sylfaen" w:hAnsi="Sylfaen"/>
-          <w:lang w:val="ka-GE"/>
-        </w:rPr>
-        <w:t>ადახდა არ არის ბილინგში, უნდა მიმართოთ პროქსიმას საპორტს(ასეთი შემთხვევა ჯერ არ დაფიქსირებულა).</w:t>
+      <w:proofErr w:type="spellStart"/>
+      <w:r>
+        <w:rPr>
+          <w:rFonts w:ascii="Sylfaen" w:hAnsi="Sylfaen"/>
+          <w:lang w:val="ka-GE"/>
+        </w:rPr>
+        <w:t>xml</w:t>
+      </w:r>
+      <w:proofErr w:type="spellEnd"/>
+      <w:r>
+        <w:rPr>
+          <w:rFonts w:ascii="Sylfaen" w:hAnsi="Sylfaen"/>
+          <w:lang w:val="ka-GE"/>
+        </w:rPr>
+        <w:t xml:space="preserve"> </w:t>
+      </w:r>
+      <w:r>
+        <w:rPr>
+          <w:rFonts w:ascii="Sylfaen" w:hAnsi="Sylfaen"/>
+          <w:lang w:val="ka-GE"/>
+        </w:rPr>
+        <w:t xml:space="preserve">ში არსებული გადახდა არის თუ არა </w:t>
+      </w:r>
+      <w:proofErr w:type="spellStart"/>
+      <w:r>
+        <w:rPr>
+          <w:rFonts w:ascii="Sylfaen" w:hAnsi="Sylfaen"/>
+          <w:lang w:val="ka-GE"/>
+        </w:rPr>
+        <w:t>ბილინგში</w:t>
+      </w:r>
+      <w:proofErr w:type="spellEnd"/>
+      <w:r>
+        <w:rPr>
+          <w:rFonts w:ascii="Sylfaen" w:hAnsi="Sylfaen"/>
+          <w:lang w:val="ka-GE"/>
+        </w:rPr>
+        <w:t xml:space="preserve">. თუ აღმოჩნდა რომ </w:t>
+      </w:r>
+      <w:proofErr w:type="spellStart"/>
+      <w:r>
+        <w:rPr>
+          <w:rFonts w:ascii="Sylfaen" w:hAnsi="Sylfaen"/>
+          <w:lang w:val="ka-GE"/>
+        </w:rPr>
+        <w:t>x</w:t>
+      </w:r>
+      <w:r>
+        <w:rPr>
+          <w:rFonts w:ascii="Sylfaen" w:hAnsi="Sylfaen"/>
+          <w:lang w:val="ka-GE"/>
+        </w:rPr>
+        <w:t>ml</w:t>
+      </w:r>
+      <w:proofErr w:type="spellEnd"/>
+      <w:r>
+        <w:rPr>
+          <w:rFonts w:ascii="Sylfaen" w:hAnsi="Sylfaen"/>
+          <w:lang w:val="ka-GE"/>
+        </w:rPr>
+        <w:t xml:space="preserve"> მ</w:t>
+      </w:r>
+      <w:r>
+        <w:rPr>
+          <w:rFonts w:ascii="Sylfaen" w:hAnsi="Sylfaen"/>
+          <w:lang w:val="ka-GE"/>
+        </w:rPr>
+        <w:t xml:space="preserve">ოსულია, </w:t>
+      </w:r>
+      <w:proofErr w:type="spellStart"/>
+      <w:r>
+        <w:rPr>
+          <w:rFonts w:ascii="Sylfaen" w:hAnsi="Sylfaen"/>
+          <w:lang w:val="ka-GE"/>
+        </w:rPr>
+        <w:t>ბილინგშიც</w:t>
+      </w:r>
+      <w:proofErr w:type="spellEnd"/>
+      <w:r>
+        <w:rPr>
+          <w:rFonts w:ascii="Sylfaen" w:hAnsi="Sylfaen"/>
+          <w:lang w:val="ka-GE"/>
+        </w:rPr>
+        <w:t xml:space="preserve"> გადასულია და ამ </w:t>
+      </w:r>
+      <w:proofErr w:type="spellStart"/>
+      <w:r>
+        <w:rPr>
+          <w:rFonts w:ascii="Sylfaen" w:hAnsi="Sylfaen"/>
+          <w:lang w:val="ka-GE"/>
+        </w:rPr>
+        <w:t>x</w:t>
+      </w:r>
+      <w:r>
+        <w:rPr>
+          <w:rFonts w:ascii="Sylfaen" w:hAnsi="Sylfaen"/>
+          <w:lang w:val="ka-GE"/>
+        </w:rPr>
+        <w:t>ml</w:t>
+      </w:r>
+      <w:proofErr w:type="spellEnd"/>
+      <w:r>
+        <w:rPr>
+          <w:rFonts w:ascii="Sylfaen" w:hAnsi="Sylfaen"/>
+          <w:lang w:val="ka-GE"/>
+        </w:rPr>
+        <w:t xml:space="preserve"> გ</w:t>
+      </w:r>
+      <w:r>
+        <w:rPr>
+          <w:rFonts w:ascii="Sylfaen" w:hAnsi="Sylfaen"/>
+          <w:lang w:val="ka-GE"/>
+        </w:rPr>
+        <w:t xml:space="preserve">ადახდა არ არის </w:t>
+      </w:r>
+      <w:proofErr w:type="spellStart"/>
+      <w:r>
+        <w:rPr>
+          <w:rFonts w:ascii="Sylfaen" w:hAnsi="Sylfaen"/>
+          <w:lang w:val="ka-GE"/>
+        </w:rPr>
+        <w:t>ბილინგში</w:t>
+      </w:r>
+      <w:proofErr w:type="spellEnd"/>
+      <w:r>
+        <w:rPr>
+          <w:rFonts w:ascii="Sylfaen" w:hAnsi="Sylfaen"/>
+          <w:lang w:val="ka-GE"/>
+        </w:rPr>
+        <w:t xml:space="preserve">, უნდა მიმართოთ </w:t>
+      </w:r>
+      <w:proofErr w:type="spellStart"/>
+      <w:r>
+        <w:rPr>
+          <w:rFonts w:ascii="Sylfaen" w:hAnsi="Sylfaen"/>
+          <w:lang w:val="ka-GE"/>
+        </w:rPr>
+        <w:t>პროქსიმას</w:t>
+      </w:r>
+      <w:proofErr w:type="spellEnd"/>
+      <w:r>
+        <w:rPr>
+          <w:rFonts w:ascii="Sylfaen" w:hAnsi="Sylfaen"/>
+          <w:lang w:val="ka-GE"/>
+        </w:rPr>
+        <w:t xml:space="preserve"> </w:t>
+      </w:r>
+      <w:proofErr w:type="spellStart"/>
+      <w:r>
+        <w:rPr>
+          <w:rFonts w:ascii="Sylfaen" w:hAnsi="Sylfaen"/>
+          <w:lang w:val="ka-GE"/>
+        </w:rPr>
+        <w:t>საპორტს</w:t>
+      </w:r>
+      <w:proofErr w:type="spellEnd"/>
+      <w:r>
+        <w:rPr>
+          <w:rFonts w:ascii="Sylfaen" w:hAnsi="Sylfaen"/>
+          <w:lang w:val="ka-GE"/>
+        </w:rPr>
+        <w:t xml:space="preserve">(ასეთი შემთხვევა ჯერ არ </w:t>
+      </w:r>
+      <w:proofErr w:type="spellStart"/>
+      <w:r>
+        <w:rPr>
+          <w:rFonts w:ascii="Sylfaen" w:hAnsi="Sylfaen"/>
+          <w:lang w:val="ka-GE"/>
+        </w:rPr>
+        <w:t>დაფიქსირებულა</w:t>
+      </w:r>
+      <w:proofErr w:type="spellEnd"/>
+      <w:r>
+        <w:rPr>
+          <w:rFonts w:ascii="Sylfaen" w:hAnsi="Sylfaen"/>
+          <w:lang w:val="ka-GE"/>
+        </w:rPr>
+        <w:t>).</w:t>
       </w:r>
     </w:p>
     <w:p>
@@ -412,28 +1035,92 @@
           <w:rFonts w:ascii="Sylfaen" w:hAnsi="Sylfaen"/>
           <w:lang w:val="ka-GE"/>
         </w:rPr>
-        <w:t>ხდა ჩაშლილია, სტატუსი აქვს ჩრდილური და არ აქვს a</w:t>
-      </w:r>
-      <w:r>
-        <w:rPr>
-          <w:rFonts w:ascii="Sylfaen" w:hAnsi="Sylfaen"/>
-          <w:lang w:val="ka-GE"/>
-        </w:rPr>
-        <w:t>viso date (რა</w:t>
-      </w:r>
-      <w:r>
-        <w:rPr>
-          <w:rFonts w:ascii="Sylfaen" w:hAnsi="Sylfaen"/>
-          <w:lang w:val="ka-GE"/>
-        </w:rPr>
-        <w:t>ც ნიშნავს რომ ან x</w:t>
-      </w:r>
-      <w:r>
-        <w:rPr>
-          <w:rFonts w:ascii="Sylfaen" w:hAnsi="Sylfaen"/>
-          <w:lang w:val="ka-GE"/>
-        </w:rPr>
-        <w:t xml:space="preserve">ml </w:t>
+        <w:t xml:space="preserve">ხდა ჩაშლილია, სტატუსი აქვს </w:t>
+      </w:r>
+      <w:proofErr w:type="spellStart"/>
+      <w:r>
+        <w:rPr>
+          <w:rFonts w:ascii="Sylfaen" w:hAnsi="Sylfaen"/>
+          <w:lang w:val="ka-GE"/>
+        </w:rPr>
+        <w:t>ჩრდილური</w:t>
+      </w:r>
+      <w:proofErr w:type="spellEnd"/>
+      <w:r>
+        <w:rPr>
+          <w:rFonts w:ascii="Sylfaen" w:hAnsi="Sylfaen"/>
+          <w:lang w:val="ka-GE"/>
+        </w:rPr>
+        <w:t xml:space="preserve"> და არ აქვს </w:t>
+      </w:r>
+      <w:proofErr w:type="spellStart"/>
+      <w:r>
+        <w:rPr>
+          <w:rFonts w:ascii="Sylfaen" w:hAnsi="Sylfaen"/>
+          <w:lang w:val="ka-GE"/>
+        </w:rPr>
+        <w:t>a</w:t>
+      </w:r>
+      <w:r>
+        <w:rPr>
+          <w:rFonts w:ascii="Sylfaen" w:hAnsi="Sylfaen"/>
+          <w:lang w:val="ka-GE"/>
+        </w:rPr>
+        <w:t>viso</w:t>
+      </w:r>
+      <w:proofErr w:type="spellEnd"/>
+      <w:r>
+        <w:rPr>
+          <w:rFonts w:ascii="Sylfaen" w:hAnsi="Sylfaen"/>
+          <w:lang w:val="ka-GE"/>
+        </w:rPr>
+        <w:t xml:space="preserve"> </w:t>
+      </w:r>
+      <w:proofErr w:type="spellStart"/>
+      <w:r>
+        <w:rPr>
+          <w:rFonts w:ascii="Sylfaen" w:hAnsi="Sylfaen"/>
+          <w:lang w:val="ka-GE"/>
+        </w:rPr>
+        <w:t>date</w:t>
+      </w:r>
+      <w:proofErr w:type="spellEnd"/>
+      <w:r>
+        <w:rPr>
+          <w:rFonts w:ascii="Sylfaen" w:hAnsi="Sylfaen"/>
+          <w:lang w:val="ka-GE"/>
+        </w:rPr>
+        <w:t xml:space="preserve"> (რა</w:t>
+      </w:r>
+      <w:r>
+        <w:rPr>
+          <w:rFonts w:ascii="Sylfaen" w:hAnsi="Sylfaen"/>
+          <w:lang w:val="ka-GE"/>
+        </w:rPr>
+        <w:t xml:space="preserve">ც ნიშნავს რომ ან </w:t>
+      </w:r>
+      <w:proofErr w:type="spellStart"/>
+      <w:r>
+        <w:rPr>
+          <w:rFonts w:ascii="Sylfaen" w:hAnsi="Sylfaen"/>
+          <w:lang w:val="ka-GE"/>
+        </w:rPr>
+        <w:t>x</w:t>
+      </w:r>
+      <w:r>
+        <w:rPr>
+          <w:rFonts w:ascii="Sylfaen" w:hAnsi="Sylfaen"/>
+          <w:lang w:val="ka-GE"/>
+        </w:rPr>
+        <w:t>ml</w:t>
+      </w:r>
+      <w:proofErr w:type="spellEnd"/>
+      <w:r>
+        <w:rPr>
+          <w:rFonts w:ascii="Sylfaen" w:hAnsi="Sylfaen"/>
+          <w:lang w:val="ka-GE"/>
+        </w:rPr>
+        <w:t xml:space="preserve"> </w:t>
       </w:r>
       <w:r>
         <w:rPr>
@@ -454,14 +1141,30 @@
           <w:rFonts w:ascii="Sylfaen" w:hAnsi="Sylfaen"/>
           <w:lang w:val="ka-GE"/>
         </w:rPr>
-        <w:t>ერ გადმოვიდა x</w:t>
-      </w:r>
-      <w:r>
-        <w:rPr>
-          <w:rFonts w:ascii="Sylfaen" w:hAnsi="Sylfaen"/>
-          <w:lang w:val="ka-GE"/>
-        </w:rPr>
-        <w:t>ml ი</w:t>
+        <w:t xml:space="preserve">ერ გადმოვიდა </w:t>
+      </w:r>
+      <w:proofErr w:type="spellStart"/>
+      <w:r>
+        <w:rPr>
+          <w:rFonts w:ascii="Sylfaen" w:hAnsi="Sylfaen"/>
+          <w:lang w:val="ka-GE"/>
+        </w:rPr>
+        <w:t>x</w:t>
+      </w:r>
+      <w:r>
+        <w:rPr>
+          <w:rFonts w:ascii="Sylfaen" w:hAnsi="Sylfaen"/>
+          <w:lang w:val="ka-GE"/>
+        </w:rPr>
+        <w:t>ml</w:t>
+      </w:r>
+      <w:proofErr w:type="spellEnd"/>
+      <w:r>
+        <w:rPr>
+          <w:rFonts w:ascii="Sylfaen" w:hAnsi="Sylfaen"/>
+          <w:lang w:val="ka-GE"/>
+        </w:rPr>
+        <w:t xml:space="preserve"> ი</w:t>
       </w:r>
       <w:r>
         <w:rPr>
@@ -482,28 +1185,92 @@
           <w:rFonts w:ascii="Sylfaen" w:hAnsi="Sylfaen"/>
           <w:lang w:val="ka-GE"/>
         </w:rPr>
-        <w:t>. ამ შემთხვაში უნდა შემოწმდების ეს გადახდა x</w:t>
-      </w:r>
-      <w:r>
-        <w:rPr>
-          <w:rFonts w:ascii="Sylfaen" w:hAnsi="Sylfaen"/>
-          <w:lang w:val="ka-GE"/>
-        </w:rPr>
-        <w:t xml:space="preserve">ml </w:t>
-      </w:r>
-      <w:r>
-        <w:rPr>
-          <w:rFonts w:ascii="Sylfaen" w:hAnsi="Sylfaen"/>
-          <w:lang w:val="ka-GE"/>
-        </w:rPr>
-        <w:t>ში არის თუ არა(მე 3 პუნქტში არის ინსტრუქცია როგორ ნახოთ გადახდა x</w:t>
-      </w:r>
-      <w:r>
-        <w:rPr>
-          <w:rFonts w:ascii="Sylfaen" w:hAnsi="Sylfaen"/>
-          <w:lang w:val="ka-GE"/>
-        </w:rPr>
-        <w:t xml:space="preserve">ml </w:t>
+        <w:t xml:space="preserve">. ამ </w:t>
+      </w:r>
+      <w:proofErr w:type="spellStart"/>
+      <w:r>
+        <w:rPr>
+          <w:rFonts w:ascii="Sylfaen" w:hAnsi="Sylfaen"/>
+          <w:lang w:val="ka-GE"/>
+        </w:rPr>
+        <w:t>შემთხვაში</w:t>
+      </w:r>
+      <w:proofErr w:type="spellEnd"/>
+      <w:r>
+        <w:rPr>
+          <w:rFonts w:ascii="Sylfaen" w:hAnsi="Sylfaen"/>
+          <w:lang w:val="ka-GE"/>
+        </w:rPr>
+        <w:t xml:space="preserve"> უნდა </w:t>
+      </w:r>
+      <w:proofErr w:type="spellStart"/>
+      <w:r>
+        <w:rPr>
+          <w:rFonts w:ascii="Sylfaen" w:hAnsi="Sylfaen"/>
+          <w:lang w:val="ka-GE"/>
+        </w:rPr>
+        <w:t>შემოწმდების</w:t>
+      </w:r>
+      <w:proofErr w:type="spellEnd"/>
+      <w:r>
+        <w:rPr>
+          <w:rFonts w:ascii="Sylfaen" w:hAnsi="Sylfaen"/>
+          <w:lang w:val="ka-GE"/>
+        </w:rPr>
+        <w:t xml:space="preserve"> ეს გადახდა </w:t>
+      </w:r>
+      <w:proofErr w:type="spellStart"/>
+      <w:r>
+        <w:rPr>
+          <w:rFonts w:ascii="Sylfaen" w:hAnsi="Sylfaen"/>
+          <w:lang w:val="ka-GE"/>
+        </w:rPr>
+        <w:t>x</w:t>
+      </w:r>
+      <w:r>
+        <w:rPr>
+          <w:rFonts w:ascii="Sylfaen" w:hAnsi="Sylfaen"/>
+          <w:lang w:val="ka-GE"/>
+        </w:rPr>
+        <w:t>ml</w:t>
+      </w:r>
+      <w:proofErr w:type="spellEnd"/>
+      <w:r>
+        <w:rPr>
+          <w:rFonts w:ascii="Sylfaen" w:hAnsi="Sylfaen"/>
+          <w:lang w:val="ka-GE"/>
+        </w:rPr>
+        <w:t xml:space="preserve"> </w:t>
+      </w:r>
+      <w:r>
+        <w:rPr>
+          <w:rFonts w:ascii="Sylfaen" w:hAnsi="Sylfaen"/>
+          <w:lang w:val="ka-GE"/>
+        </w:rPr>
+        <w:t xml:space="preserve">ში არის თუ არა(მე 3 პუნქტში არის ინსტრუქცია როგორ ნახოთ გადახდა </w:t>
+      </w:r>
+      <w:proofErr w:type="spellStart"/>
+      <w:r>
+        <w:rPr>
+          <w:rFonts w:ascii="Sylfaen" w:hAnsi="Sylfaen"/>
+          <w:lang w:val="ka-GE"/>
+        </w:rPr>
+        <w:t>x</w:t>
+      </w:r>
+      <w:r>
+        <w:rPr>
+          <w:rFonts w:ascii="Sylfaen" w:hAnsi="Sylfaen"/>
+          <w:lang w:val="ka-GE"/>
+        </w:rPr>
+        <w:t>ml</w:t>
+      </w:r>
+      <w:proofErr w:type="spellEnd"/>
+      <w:r>
+        <w:rPr>
+          <w:rFonts w:ascii="Sylfaen" w:hAnsi="Sylfaen"/>
+          <w:lang w:val="ka-GE"/>
+        </w:rPr>
+        <w:t xml:space="preserve"> </w:t>
       </w:r>
       <w:r>
         <w:rPr>
@@ -572,21 +1339,45 @@
           <w:rFonts w:ascii="Sylfaen" w:hAnsi="Sylfaen"/>
           <w:lang w:val="ka-GE"/>
         </w:rPr>
-        <w:t>თუ x</w:t>
-      </w:r>
-      <w:r>
-        <w:rPr>
-          <w:rFonts w:ascii="Sylfaen" w:hAnsi="Sylfaen"/>
-          <w:lang w:val="ka-GE"/>
-        </w:rPr>
-        <w:t>ml ა</w:t>
-      </w:r>
-      <w:r>
-        <w:rPr>
-          <w:rFonts w:ascii="Sylfaen" w:hAnsi="Sylfaen"/>
-          <w:lang w:val="ka-GE"/>
-        </w:rPr>
-        <w:t>რის გადახდა, p</w:t>
+        <w:t xml:space="preserve">თუ </w:t>
+      </w:r>
+      <w:proofErr w:type="spellStart"/>
+      <w:r>
+        <w:rPr>
+          <w:rFonts w:ascii="Sylfaen" w:hAnsi="Sylfaen"/>
+          <w:lang w:val="ka-GE"/>
+        </w:rPr>
+        <w:t>x</w:t>
+      </w:r>
+      <w:r>
+        <w:rPr>
+          <w:rFonts w:ascii="Sylfaen" w:hAnsi="Sylfaen"/>
+          <w:lang w:val="ka-GE"/>
+        </w:rPr>
+        <w:t>ml</w:t>
+      </w:r>
+      <w:proofErr w:type="spellEnd"/>
+      <w:r>
+        <w:rPr>
+          <w:rFonts w:ascii="Sylfaen" w:hAnsi="Sylfaen"/>
+          <w:lang w:val="ka-GE"/>
+        </w:rPr>
+        <w:t xml:space="preserve"> ა</w:t>
+      </w:r>
+      <w:r>
+        <w:rPr>
+          <w:rFonts w:ascii="Sylfaen" w:hAnsi="Sylfaen"/>
+          <w:lang w:val="ka-GE"/>
+        </w:rPr>
+        <w:t xml:space="preserve">რის გადახდა, </w:t>
+      </w:r>
+      <w:proofErr w:type="spellStart"/>
+      <w:r>
+        <w:rPr>
+          <w:rFonts w:ascii="Sylfaen" w:hAnsi="Sylfaen"/>
+          <w:lang w:val="ka-GE"/>
+        </w:rPr>
+        <w:t>p</w:t>
       </w:r>
       <w:r>
         <w:rPr>
@@ -595,19 +1386,36 @@
         </w:rPr>
         <w:t>rx_xml_payment</w:t>
       </w:r>
-      <w:r>
-        <w:rPr>
-          <w:rFonts w:ascii="Sylfaen" w:hAnsi="Sylfaen"/>
-          <w:lang w:val="ka-GE"/>
-        </w:rPr>
-        <w:t xml:space="preserve"> ამ ცხრილში პოულობთ x</w:t>
-      </w:r>
-      <w:r>
-        <w:rPr>
-          <w:rFonts w:ascii="Sylfaen" w:hAnsi="Sylfaen"/>
-          <w:lang w:val="ka-GE"/>
-        </w:rPr>
-        <w:t xml:space="preserve">ml </w:t>
+      <w:proofErr w:type="spellEnd"/>
+      <w:r>
+        <w:rPr>
+          <w:rFonts w:ascii="Sylfaen" w:hAnsi="Sylfaen"/>
+          <w:lang w:val="ka-GE"/>
+        </w:rPr>
+        <w:t xml:space="preserve"> ამ ცხრილში პოულობთ </w:t>
+      </w:r>
+      <w:proofErr w:type="spellStart"/>
+      <w:r>
+        <w:rPr>
+          <w:rFonts w:ascii="Sylfaen" w:hAnsi="Sylfaen"/>
+          <w:lang w:val="ka-GE"/>
+        </w:rPr>
+        <w:t>x</w:t>
+      </w:r>
+      <w:r>
+        <w:rPr>
+          <w:rFonts w:ascii="Sylfaen" w:hAnsi="Sylfaen"/>
+          <w:lang w:val="ka-GE"/>
+        </w:rPr>
+        <w:t>ml</w:t>
+      </w:r>
+      <w:proofErr w:type="spellEnd"/>
+      <w:r>
+        <w:rPr>
+          <w:rFonts w:ascii="Sylfaen" w:hAnsi="Sylfaen"/>
+          <w:lang w:val="ka-GE"/>
+        </w:rPr>
+        <w:t xml:space="preserve"> </w:t>
       </w:r>
       <w:r>
         <w:rPr>
@@ -621,14 +1429,30 @@
           <w:rFonts w:ascii="Sylfaen" w:hAnsi="Sylfaen"/>
           <w:lang w:val="ka-GE"/>
         </w:rPr>
-        <w:t>ესაბამის ჩანაწერს, s</w:t>
-      </w:r>
-      <w:r>
-        <w:rPr>
-          <w:rFonts w:ascii="Sylfaen" w:hAnsi="Sylfaen"/>
-          <w:lang w:val="ka-GE"/>
-        </w:rPr>
-        <w:t xml:space="preserve">tatus </w:t>
+        <w:t xml:space="preserve">ესაბამის ჩანაწერს, </w:t>
+      </w:r>
+      <w:proofErr w:type="spellStart"/>
+      <w:r>
+        <w:rPr>
+          <w:rFonts w:ascii="Sylfaen" w:hAnsi="Sylfaen"/>
+          <w:lang w:val="ka-GE"/>
+        </w:rPr>
+        <w:t>s</w:t>
+      </w:r>
+      <w:r>
+        <w:rPr>
+          <w:rFonts w:ascii="Sylfaen" w:hAnsi="Sylfaen"/>
+          <w:lang w:val="ka-GE"/>
+        </w:rPr>
+        <w:t>tatus</w:t>
+      </w:r>
+      <w:proofErr w:type="spellEnd"/>
+      <w:r>
+        <w:rPr>
+          <w:rFonts w:ascii="Sylfaen" w:hAnsi="Sylfaen"/>
+          <w:lang w:val="ka-GE"/>
+        </w:rPr>
+        <w:t xml:space="preserve"> </w:t>
       </w:r>
       <w:r>
         <w:rPr>
@@ -657,14 +1481,62 @@
           <w:rFonts w:ascii="Sylfaen" w:hAnsi="Sylfaen"/>
           <w:lang w:val="ka-GE"/>
         </w:rPr>
-        <w:t>ზე. ამის შემდეგ ხელმძღავნელობთ a</w:t>
-      </w:r>
-      <w:r>
-        <w:rPr>
-          <w:rFonts w:ascii="Sylfaen" w:hAnsi="Sylfaen"/>
-          <w:lang w:val="ka-GE"/>
-        </w:rPr>
-        <w:t xml:space="preserve">viso xml </w:t>
+        <w:t xml:space="preserve">ზე. ამის შემდეგ </w:t>
+      </w:r>
+      <w:proofErr w:type="spellStart"/>
+      <w:r>
+        <w:rPr>
+          <w:rFonts w:ascii="Sylfaen" w:hAnsi="Sylfaen"/>
+          <w:lang w:val="ka-GE"/>
+        </w:rPr>
+        <w:t>ხელმძღავნელობთ</w:t>
+      </w:r>
+      <w:proofErr w:type="spellEnd"/>
+      <w:r>
+        <w:rPr>
+          <w:rFonts w:ascii="Sylfaen" w:hAnsi="Sylfaen"/>
+          <w:lang w:val="ka-GE"/>
+        </w:rPr>
+        <w:t xml:space="preserve"> </w:t>
+      </w:r>
+      <w:proofErr w:type="spellStart"/>
+      <w:r>
+        <w:rPr>
+          <w:rFonts w:ascii="Sylfaen" w:hAnsi="Sylfaen"/>
+          <w:lang w:val="ka-GE"/>
+        </w:rPr>
+        <w:t>a</w:t>
+      </w:r>
+      <w:r>
+        <w:rPr>
+          <w:rFonts w:ascii="Sylfaen" w:hAnsi="Sylfaen"/>
+          <w:lang w:val="ka-GE"/>
+        </w:rPr>
+        <w:t>viso</w:t>
+      </w:r>
+      <w:proofErr w:type="spellEnd"/>
+      <w:r>
+        <w:rPr>
+          <w:rFonts w:ascii="Sylfaen" w:hAnsi="Sylfaen"/>
+          <w:lang w:val="ka-GE"/>
+        </w:rPr>
+        <w:t xml:space="preserve"> </w:t>
+      </w:r>
+      <w:proofErr w:type="spellStart"/>
+      <w:r>
+        <w:rPr>
+          <w:rFonts w:ascii="Sylfaen" w:hAnsi="Sylfaen"/>
+          <w:lang w:val="ka-GE"/>
+        </w:rPr>
+        <w:t>xml</w:t>
+      </w:r>
+      <w:proofErr w:type="spellEnd"/>
+      <w:r>
+        <w:rPr>
+          <w:rFonts w:ascii="Sylfaen" w:hAnsi="Sylfaen"/>
+          <w:lang w:val="ka-GE"/>
+        </w:rPr>
+        <w:t xml:space="preserve"> </w:t>
       </w:r>
       <w:r>
         <w:rPr>
@@ -673,6 +1545,176 @@
         </w:rPr>
         <w:t xml:space="preserve"> ინსტრუქციის ფაილით.</w:t>
       </w:r>
+    </w:p>
+    <w:p>
+      <w:pPr>
+        <w:pStyle w:val="ListParagraph"/>
+        <w:numPr>
+          <w:ilvl w:val="0"/>
+          <w:numId w:val="2"/>
+        </w:numPr>
+        <w:rPr>
+          <w:rFonts w:ascii="Sylfaen" w:hAnsi="Sylfaen"/>
+          <w:lang w:val="ka-GE"/>
+        </w:rPr>
+      </w:pPr>
+      <w:proofErr w:type="spellStart"/>
+      <w:r>
+        <w:rPr>
+          <w:rFonts w:ascii="Sylfaen" w:hAnsi="Sylfaen"/>
+          <w:lang w:val="ka-GE"/>
+        </w:rPr>
+        <w:t>prx_payment.</w:t>
+      </w:r>
+      <w:r>
+        <w:rPr>
+          <w:rFonts w:ascii="Sylfaen" w:hAnsi="Sylfaen"/>
+          <w:lang w:val="ka-GE"/>
+        </w:rPr>
+        <w:t>is_split</w:t>
+      </w:r>
+      <w:proofErr w:type="spellEnd"/>
+      <w:r>
+        <w:rPr>
+          <w:rFonts w:ascii="Sylfaen" w:hAnsi="Sylfaen"/>
+          <w:lang w:val="ka-GE"/>
+        </w:rPr>
+        <w:t xml:space="preserve"> = </w:t>
+      </w:r>
+      <w:proofErr w:type="spellStart"/>
+      <w:r>
+        <w:rPr>
+          <w:rFonts w:ascii="Sylfaen" w:hAnsi="Sylfaen"/>
+          <w:lang w:val="ka-GE"/>
+        </w:rPr>
+        <w:t>null</w:t>
+      </w:r>
+      <w:proofErr w:type="spellEnd"/>
+      <w:r>
+        <w:rPr>
+          <w:rFonts w:ascii="Sylfaen" w:hAnsi="Sylfaen"/>
+          <w:lang w:val="ka-GE"/>
+        </w:rPr>
+        <w:t xml:space="preserve">, , </w:t>
+      </w:r>
+      <w:proofErr w:type="spellStart"/>
+      <w:r>
+        <w:rPr>
+          <w:rFonts w:ascii="Sylfaen" w:hAnsi="Sylfaen"/>
+          <w:lang w:val="ka-GE"/>
+        </w:rPr>
+        <w:t>ე.ი</w:t>
+      </w:r>
+      <w:proofErr w:type="spellEnd"/>
+      <w:r>
+        <w:rPr>
+          <w:rFonts w:ascii="Sylfaen" w:hAnsi="Sylfaen"/>
+          <w:lang w:val="ka-GE"/>
+        </w:rPr>
+        <w:t xml:space="preserve">. არ არის ჩაშლილი, თუმცა </w:t>
+      </w:r>
+      <w:proofErr w:type="spellStart"/>
+      <w:r>
+        <w:rPr>
+          <w:rFonts w:ascii="Sylfaen" w:hAnsi="Sylfaen"/>
+          <w:lang w:val="ka-GE"/>
+        </w:rPr>
+        <w:t>prx_payment.</w:t>
+      </w:r>
+      <w:r>
+        <w:rPr>
+          <w:rFonts w:ascii="Sylfaen" w:hAnsi="Sylfaen"/>
+          <w:lang w:val="ka-GE"/>
+        </w:rPr>
+        <w:t>in_process</w:t>
+      </w:r>
+      <w:proofErr w:type="spellEnd"/>
+      <w:r>
+        <w:rPr>
+          <w:rFonts w:ascii="Sylfaen" w:hAnsi="Sylfaen"/>
+          <w:lang w:val="ka-GE"/>
+        </w:rPr>
+        <w:t xml:space="preserve"> = </w:t>
+      </w:r>
+      <w:proofErr w:type="spellStart"/>
+      <w:r>
+        <w:rPr>
+          <w:rFonts w:ascii="Sylfaen" w:hAnsi="Sylfaen"/>
+          <w:lang w:val="ka-GE"/>
+        </w:rPr>
+        <w:t>true</w:t>
+      </w:r>
+      <w:proofErr w:type="spellEnd"/>
+      <w:r>
+        <w:rPr>
+          <w:rFonts w:ascii="Sylfaen" w:hAnsi="Sylfaen"/>
+          <w:lang w:val="ka-GE"/>
+        </w:rPr>
+        <w:t xml:space="preserve"> გამო აღარ იქნება დამუშავებული. მაშინ </w:t>
+      </w:r>
+      <w:proofErr w:type="spellStart"/>
+      <w:r>
+        <w:rPr>
+          <w:rFonts w:ascii="Sylfaen" w:hAnsi="Sylfaen"/>
+          <w:lang w:val="ka-GE"/>
+        </w:rPr>
+        <w:t>prx_payment.in_process</w:t>
+      </w:r>
+      <w:proofErr w:type="spellEnd"/>
+      <w:r>
+        <w:rPr>
+          <w:rFonts w:ascii="Sylfaen" w:hAnsi="Sylfaen"/>
+          <w:lang w:val="ka-GE"/>
+        </w:rPr>
+        <w:t xml:space="preserve"> -&gt; </w:t>
+      </w:r>
+      <w:proofErr w:type="spellStart"/>
+      <w:r>
+        <w:rPr>
+          <w:rFonts w:ascii="Sylfaen" w:hAnsi="Sylfaen"/>
+          <w:lang w:val="ka-GE"/>
+        </w:rPr>
+        <w:t>nul</w:t>
+      </w:r>
+      <w:r>
+        <w:rPr>
+          <w:rFonts w:ascii="Sylfaen" w:hAnsi="Sylfaen"/>
+          <w:lang w:val="ka-GE"/>
+        </w:rPr>
+        <w:t>l</w:t>
+      </w:r>
+      <w:proofErr w:type="spellEnd"/>
+      <w:r>
+        <w:rPr>
+          <w:rFonts w:ascii="Sylfaen" w:hAnsi="Sylfaen"/>
+          <w:lang w:val="ka-GE"/>
+        </w:rPr>
+        <w:t xml:space="preserve">, დანარჩენს გააკეთებს </w:t>
+      </w:r>
+      <w:proofErr w:type="spellStart"/>
+      <w:r>
+        <w:rPr>
+          <w:rFonts w:ascii="Sylfaen" w:hAnsi="Sylfaen"/>
+          <w:lang w:val="ka-GE"/>
+        </w:rPr>
+        <w:t>ჯობი</w:t>
+      </w:r>
+      <w:proofErr w:type="spellEnd"/>
+      <w:r>
+        <w:rPr>
+          <w:rFonts w:ascii="Sylfaen" w:hAnsi="Sylfaen"/>
+          <w:lang w:val="ka-GE"/>
+        </w:rPr>
+        <w:t xml:space="preserve"> „გადახდების ჩაშლა და შეთავსება“, ყოველ ნახევარ საათში იშვება</w:t>
+      </w:r>
+    </w:p>
+    <w:p>
+      <w:pPr>
+        <w:rPr>
+          <w:rFonts w:ascii="Sylfaen" w:hAnsi="Sylfaen"/>
+          <w:lang w:val="ka-GE"/>
+        </w:rPr>
+      </w:pPr>
     </w:p>
     <w:sectPr>
       <w:pgSz w:w="11906" w:h="16838"/>
